--- a/國科會大專生研究計畫.docx
+++ b/國科會大專生研究計畫.docx
@@ -37,18 +37,499 @@
     <w:p>
       <w:pPr>
         <w:pStyle w:val="a3"/>
-        <w:numPr>
-          <w:ilvl w:val="0"/>
-          <w:numId w:val="1"/>
-        </w:numPr>
         <w:ind w:leftChars="0"/>
       </w:pPr>
       <w:r>
         <w:rPr>
           <w:rFonts w:hint="eastAsia"/>
         </w:rPr>
-        <w:t>文獻回顧與探討</w:t>
-      </w:r>
+        <w:t>健康是每個人最重要的資產之一，而隨著網路的進展，人們能更快速取得大量健康資訊，然而，並非所有訊息都是正確的，甚至可能暗藏著誤導大眾的假訊息，如果取得的健康資訊沒有仔細篩選，可能危害自身</w:t>
+      </w:r>
+      <w:r>
+        <w:rPr>
+          <w:rFonts w:hint="eastAsia"/>
+        </w:rPr>
+        <w:t>或他人</w:t>
+      </w:r>
+      <w:r>
+        <w:rPr>
+          <w:rFonts w:hint="eastAsia"/>
+        </w:rPr>
+        <w:t>健康。市面上雖然有許多提供健康服務的商品，但是對於健康資訊闢謠的並不多，像是</w:t>
+      </w:r>
+      <w:proofErr w:type="gramStart"/>
+      <w:r>
+        <w:rPr>
+          <w:rFonts w:hint="eastAsia"/>
+        </w:rPr>
+        <w:t>食藥署</w:t>
+      </w:r>
+      <w:proofErr w:type="gramEnd"/>
+      <w:r>
+        <w:rPr>
+          <w:rFonts w:hint="eastAsia"/>
+        </w:rPr>
+        <w:t>闢謠專區</w:t>
+      </w:r>
+      <w:r>
+        <w:rPr>
+          <w:rFonts w:hint="eastAsia"/>
+        </w:rPr>
+        <w:t>、</w:t>
+      </w:r>
+      <w:proofErr w:type="gramStart"/>
+      <w:r>
+        <w:rPr>
+          <w:rFonts w:hint="eastAsia"/>
+        </w:rPr>
+        <w:t>美玉姨</w:t>
+      </w:r>
+      <w:proofErr w:type="gramEnd"/>
+      <w:r>
+        <w:rPr>
+          <w:rFonts w:hint="eastAsia"/>
+        </w:rPr>
+        <w:t>，</w:t>
+      </w:r>
+      <w:r>
+        <w:rPr>
+          <w:rFonts w:hint="eastAsia"/>
+        </w:rPr>
+        <w:t>但他們</w:t>
+      </w:r>
+      <w:r>
+        <w:t>缺乏生成式</w:t>
+      </w:r>
+      <w:r>
+        <w:t xml:space="preserve"> AI </w:t>
+      </w:r>
+      <w:r>
+        <w:t>的自然語言對話互動，導致使用者獲取資訊的即時性與易讀性受限</w:t>
+      </w:r>
+      <w:r>
+        <w:rPr>
+          <w:rFonts w:hint="eastAsia"/>
+        </w:rPr>
+        <w:t>。</w:t>
+      </w:r>
+      <w:r>
+        <w:t>根據使用者需求分析，台灣長輩常因老花眼、不識字或習慣使用台語，難以操作純文字介面。同時，台灣長照環境中有大量外籍看護，現有醫療資訊系統</w:t>
+      </w:r>
+      <w:r>
+        <w:rPr>
+          <w:rFonts w:hint="eastAsia"/>
+        </w:rPr>
+        <w:t>大</w:t>
+      </w:r>
+      <w:r>
+        <w:t>多缺乏多語系支援，造成照護者在獲取正確醫療資訊時面臨語言障礙</w:t>
+      </w:r>
+      <w:r>
+        <w:rPr>
+          <w:rFonts w:hint="eastAsia"/>
+        </w:rPr>
+        <w:t>。</w:t>
+      </w:r>
+      <w:proofErr w:type="gramStart"/>
+      <w:r>
+        <w:rPr>
+          <w:rFonts w:hint="eastAsia"/>
+        </w:rPr>
+        <w:t>此外，</w:t>
+      </w:r>
+      <w:proofErr w:type="gramEnd"/>
+      <w:r>
+        <w:rPr>
+          <w:rFonts w:hint="eastAsia"/>
+        </w:rPr>
+        <w:t>現有</w:t>
+      </w:r>
+      <w:r>
+        <w:t>闢謠工具僅止於資訊驗證，未能整合實際的醫療服務需求。使用者在面對健康疑慮時，往往還需要自行搜尋鄰近醫院、判斷診次與處理掛號流程，</w:t>
+      </w:r>
+      <w:r>
+        <w:rPr>
+          <w:rFonts w:hint="eastAsia"/>
+        </w:rPr>
+        <w:t>較為費時費力。</w:t>
+      </w:r>
+      <w:r>
+        <w:rPr>
+          <w:rFonts w:hint="eastAsia"/>
+        </w:rPr>
+        <w:t>基於以上分析，本系統計畫打造一個結合健康資訊闢謠</w:t>
+      </w:r>
+      <w:r>
+        <w:rPr>
+          <w:rFonts w:hint="eastAsia"/>
+        </w:rPr>
+        <w:t>、</w:t>
+      </w:r>
+      <w:r>
+        <w:t>提供門診資訊與輔助填報</w:t>
+      </w:r>
+      <w:r>
+        <w:rPr>
+          <w:rFonts w:hint="eastAsia"/>
+        </w:rPr>
+        <w:t>、</w:t>
+      </w:r>
+      <w:r>
+        <w:rPr>
+          <w:rFonts w:hint="eastAsia"/>
+        </w:rPr>
+        <w:t>AI</w:t>
+      </w:r>
+      <w:r>
+        <w:rPr>
+          <w:rFonts w:hint="eastAsia"/>
+        </w:rPr>
+        <w:t>回應的</w:t>
+      </w:r>
+      <w:r>
+        <w:rPr>
+          <w:rFonts w:hint="eastAsia"/>
+        </w:rPr>
+        <w:t>LINE</w:t>
+      </w:r>
+      <w:r>
+        <w:rPr>
+          <w:rFonts w:hint="eastAsia"/>
+        </w:rPr>
+        <w:t>醫療資源與健康資訊系統</w:t>
+      </w:r>
+      <w:r>
+        <w:rPr>
+          <w:rFonts w:hint="eastAsia"/>
+        </w:rPr>
+        <w:t>，稱為</w:t>
+      </w:r>
+      <w:r>
+        <w:rPr>
+          <w:rFonts w:hint="eastAsia"/>
+        </w:rPr>
+        <w:t>CARE(</w:t>
+      </w:r>
+      <w:r>
+        <w:t>Clinical Assistance &amp; Resource Engine</w:t>
+      </w:r>
+      <w:r>
+        <w:rPr>
+          <w:rFonts w:hint="eastAsia"/>
+        </w:rPr>
+        <w:t>)</w:t>
+      </w:r>
+      <w:r>
+        <w:rPr>
+          <w:rFonts w:hint="eastAsia"/>
+        </w:rPr>
+        <w:t>。</w:t>
+      </w:r>
+    </w:p>
+    <w:p>
+      <w:pPr>
+        <w:pStyle w:val="a3"/>
+        <w:ind w:leftChars="0"/>
+      </w:pPr>
+    </w:p>
+    <w:p>
+      <w:pPr>
+        <w:widowControl/>
+        <w:ind w:leftChars="200" w:left="480"/>
+      </w:pPr>
+      <w:r>
+        <w:t>針對上述動機，本計畫擬探討並解決下列核心技術與設計問題：</w:t>
+      </w:r>
+    </w:p>
+    <w:p>
+      <w:pPr>
+        <w:widowControl/>
+        <w:ind w:leftChars="200" w:left="480"/>
+      </w:pPr>
+      <w:r>
+        <w:t>1.</w:t>
+      </w:r>
+      <w:r>
+        <w:rPr>
+          <w:rFonts w:hint="eastAsia"/>
+        </w:rPr>
+        <w:t>AI</w:t>
+      </w:r>
+      <w:r>
+        <w:rPr>
+          <w:rFonts w:hint="eastAsia"/>
+        </w:rPr>
+        <w:t>模型可能生成誤導的訊息</w:t>
+      </w:r>
+      <w:r>
+        <w:t>：</w:t>
+      </w:r>
+      <w:r>
+        <w:t xml:space="preserve"> </w:t>
+      </w:r>
+      <w:r>
+        <w:rPr>
+          <w:rFonts w:hint="eastAsia"/>
+        </w:rPr>
+        <w:t>使</w:t>
+      </w:r>
+      <w:r>
+        <w:t>用</w:t>
+      </w:r>
+      <w:r>
+        <w:t xml:space="preserve"> RAG (</w:t>
+      </w:r>
+      <w:r>
+        <w:t>檢索增強生成</w:t>
+      </w:r>
+      <w:r>
+        <w:t xml:space="preserve">) </w:t>
+      </w:r>
+      <w:r>
+        <w:t>技術，確保</w:t>
+      </w:r>
+      <w:r>
+        <w:t xml:space="preserve"> AI </w:t>
+      </w:r>
+      <w:r>
+        <w:t>回應的正確性</w:t>
+      </w:r>
+    </w:p>
+    <w:p>
+      <w:pPr>
+        <w:widowControl/>
+        <w:ind w:leftChars="200" w:left="480"/>
+        <w:rPr>
+          <w:rFonts w:hint="eastAsia"/>
+        </w:rPr>
+      </w:pPr>
+    </w:p>
+    <w:p>
+      <w:pPr>
+        <w:widowControl/>
+        <w:ind w:leftChars="200" w:left="480"/>
+      </w:pPr>
+      <w:r>
+        <w:t>2.</w:t>
+      </w:r>
+      <w:r>
+        <w:t>自動化</w:t>
+      </w:r>
+      <w:r>
+        <w:rPr>
+          <w:rFonts w:hint="eastAsia"/>
+        </w:rPr>
+        <w:t>闢謠健康訊息</w:t>
+      </w:r>
+      <w:r>
+        <w:t>：</w:t>
+      </w:r>
+      <w:r>
+        <w:t xml:space="preserve"> </w:t>
+      </w:r>
+      <w:r>
+        <w:t>針對</w:t>
+      </w:r>
+      <w:r>
+        <w:t xml:space="preserve"> LINE </w:t>
+      </w:r>
+      <w:r>
+        <w:t>群組中常見的影音謠言，</w:t>
+      </w:r>
+      <w:r>
+        <w:rPr>
+          <w:rFonts w:hint="eastAsia"/>
+        </w:rPr>
+        <w:t>透過</w:t>
+      </w:r>
+      <w:r>
+        <w:rPr>
+          <w:rFonts w:hint="eastAsia"/>
+        </w:rPr>
+        <w:t>n8n</w:t>
+      </w:r>
+      <w:r>
+        <w:t>建立自動化工作流</w:t>
+      </w:r>
+      <w:r>
+        <w:rPr>
+          <w:rFonts w:hint="eastAsia"/>
+        </w:rPr>
+        <w:t xml:space="preserve"> </w:t>
+      </w:r>
+    </w:p>
+    <w:p>
+      <w:pPr>
+        <w:widowControl/>
+        <w:ind w:leftChars="200" w:left="480"/>
+      </w:pPr>
+    </w:p>
+    <w:p>
+      <w:pPr>
+        <w:widowControl/>
+        <w:ind w:leftChars="200" w:left="480"/>
+      </w:pPr>
+      <w:r>
+        <w:t>3.</w:t>
+      </w:r>
+      <w:r>
+        <w:t xml:space="preserve"> </w:t>
+      </w:r>
+      <w:r>
+        <w:t>台語之</w:t>
+      </w:r>
+      <w:r>
+        <w:t xml:space="preserve"> TTS (</w:t>
+      </w:r>
+      <w:r>
+        <w:t>語音轉文字</w:t>
+      </w:r>
+      <w:r>
+        <w:t xml:space="preserve">) </w:t>
+      </w:r>
+      <w:r>
+        <w:t>系統</w:t>
+      </w:r>
+      <w:r>
+        <w:t>：</w:t>
+      </w:r>
+      <w:r>
+        <w:t xml:space="preserve"> </w:t>
+      </w:r>
+    </w:p>
+    <w:p>
+      <w:pPr>
+        <w:widowControl/>
+        <w:ind w:leftChars="200" w:left="480"/>
+        <w:rPr>
+          <w:rFonts w:hint="eastAsia"/>
+        </w:rPr>
+      </w:pPr>
+    </w:p>
+    <w:p>
+      <w:pPr>
+        <w:widowControl/>
+        <w:ind w:leftChars="200" w:left="480"/>
+      </w:pPr>
+      <w:r>
+        <w:t xml:space="preserve">4. </w:t>
+      </w:r>
+      <w:r>
+        <w:t>如何設計具高度擴充性</w:t>
+      </w:r>
+      <w:r>
+        <w:rPr>
+          <w:rFonts w:hint="eastAsia"/>
+        </w:rPr>
+        <w:t>系統</w:t>
+      </w:r>
+      <w:r>
+        <w:t>架構：</w:t>
+      </w:r>
+      <w:r>
+        <w:t xml:space="preserve"> </w:t>
+      </w:r>
+      <w:r>
+        <w:t>採用</w:t>
+      </w:r>
+      <w:r>
+        <w:t xml:space="preserve"> BFF (Backend for Front End) </w:t>
+      </w:r>
+      <w:r>
+        <w:t>架構整合</w:t>
+      </w:r>
+      <w:r>
+        <w:t xml:space="preserve"> </w:t>
+      </w:r>
+      <w:proofErr w:type="spellStart"/>
+      <w:r>
+        <w:t>FastAPI</w:t>
+      </w:r>
+      <w:proofErr w:type="spellEnd"/>
+      <w:r>
+        <w:t xml:space="preserve"> </w:t>
+      </w:r>
+      <w:r>
+        <w:t>與</w:t>
+      </w:r>
+      <w:r>
+        <w:t xml:space="preserve"> N8N </w:t>
+      </w:r>
+      <w:r>
+        <w:t>工作流</w:t>
+      </w:r>
+      <w:r>
+        <w:t xml:space="preserve"> </w:t>
+      </w:r>
+    </w:p>
+    <w:p>
+      <w:pPr>
+        <w:widowControl/>
+        <w:ind w:leftChars="200" w:left="480"/>
+      </w:pPr>
+    </w:p>
+    <w:p>
+      <w:pPr>
+        <w:widowControl/>
+        <w:ind w:leftChars="200" w:left="480"/>
+      </w:pPr>
+      <w:r>
+        <w:rPr>
+          <w:rFonts w:hint="eastAsia"/>
+        </w:rPr>
+        <w:t>5.</w:t>
+      </w:r>
+      <w:r>
+        <w:rPr>
+          <w:rFonts w:hint="eastAsia"/>
+        </w:rPr>
+        <w:t>政府開放資料清洗</w:t>
+      </w:r>
+      <w:r>
+        <w:rPr>
+          <w:rFonts w:hint="eastAsia"/>
+        </w:rPr>
+        <w:t>:</w:t>
+      </w:r>
+    </w:p>
+    <w:p>
+      <w:pPr>
+        <w:widowControl/>
+        <w:ind w:leftChars="200" w:left="480"/>
+      </w:pPr>
+    </w:p>
+    <w:p>
+      <w:pPr>
+        <w:widowControl/>
+        <w:ind w:leftChars="200" w:left="480"/>
+        <w:rPr>
+          <w:rFonts w:hint="eastAsia"/>
+        </w:rPr>
+      </w:pPr>
+      <w:r>
+        <w:rPr>
+          <w:rFonts w:hint="eastAsia"/>
+        </w:rPr>
+        <w:t>6.GPS</w:t>
+      </w:r>
+      <w:r>
+        <w:rPr>
+          <w:rFonts w:hint="eastAsia"/>
+        </w:rPr>
+        <w:t>搜尋醫療資源與協助填寫資料</w:t>
+      </w:r>
+      <w:r>
+        <w:rPr>
+          <w:rFonts w:hint="eastAsia"/>
+        </w:rPr>
+        <w:t>:</w:t>
+      </w:r>
+    </w:p>
+    <w:p>
+      <w:pPr>
+        <w:pStyle w:val="a3"/>
+        <w:ind w:leftChars="0"/>
+      </w:pPr>
     </w:p>
     <w:p>
       <w:pPr>
@@ -63,7 +544,7 @@
         <w:rPr>
           <w:rFonts w:hint="eastAsia"/>
         </w:rPr>
-        <w:t>研究方法及步驟</w:t>
+        <w:t>文獻回顧與探討</w:t>
       </w:r>
     </w:p>
     <w:p>
@@ -79,7 +560,7 @@
         <w:rPr>
           <w:rFonts w:hint="eastAsia"/>
         </w:rPr>
-        <w:t>預期結果</w:t>
+        <w:t>研究方法及步驟</w:t>
       </w:r>
     </w:p>
     <w:p>
@@ -95,7 +576,7 @@
         <w:rPr>
           <w:rFonts w:hint="eastAsia"/>
         </w:rPr>
-        <w:t>需要指導教授指導內容</w:t>
+        <w:t>預期結果</w:t>
       </w:r>
     </w:p>
     <w:p>
@@ -106,9 +587,22 @@
           <w:numId w:val="1"/>
         </w:numPr>
         <w:ind w:leftChars="0"/>
-        <w:rPr>
-          <w:rFonts w:hint="eastAsia"/>
-        </w:rPr>
+      </w:pPr>
+      <w:r>
+        <w:rPr>
+          <w:rFonts w:hint="eastAsia"/>
+        </w:rPr>
+        <w:t>需要指導教授指導內容</w:t>
+      </w:r>
+    </w:p>
+    <w:p>
+      <w:pPr>
+        <w:pStyle w:val="a3"/>
+        <w:numPr>
+          <w:ilvl w:val="0"/>
+          <w:numId w:val="1"/>
+        </w:numPr>
+        <w:ind w:leftChars="0"/>
       </w:pPr>
       <w:r>
         <w:rPr>
@@ -657,6 +1151,11 @@
       <w:ind w:leftChars="200" w:left="480"/>
     </w:pPr>
   </w:style>
+  <w:style w:type="character" w:customStyle="1" w:styleId="ng-star-inserted">
+    <w:name w:val="ng-star-inserted"/>
+    <w:basedOn w:val="a0"/>
+    <w:rsid w:val="007E240C"/>
+  </w:style>
 </w:styles>
 </file>
 
